--- a/DOC/VOLP/RollNo._029_CN Lab Assignment 1.docx
+++ b/DOC/VOLP/RollNo._029_CN Lab Assignment 1.docx
@@ -2,6 +2,327 @@
 <file path=word/document.xml><?xml version="1.0" encoding="utf-8"?>
 <w:document xmlns:wpc="http://schemas.microsoft.com/office/word/2010/wordprocessingCanvas" xmlns:cx="http://schemas.microsoft.com/office/drawing/2014/chartex" xmlns:mc="http://schemas.openxmlformats.org/markup-compatibility/2006" xmlns:o="urn:schemas-microsoft-com:office:office" xmlns:r="http://schemas.openxmlformats.org/officeDocument/2006/relationships" xmlns:m="http://schemas.openxmlformats.org/officeDocument/2006/math" xmlns:v="urn:schemas-microsoft-com:vml" xmlns:wp14="http://schemas.microsoft.com/office/word/2010/wordprocessingDrawing" xmlns:wp="http://schemas.openxmlformats.org/drawingml/2006/wordprocessingDrawing" xmlns:w10="urn:schemas-microsoft-com:office:word" xmlns:w="http://schemas.openxmlformats.org/wordprocessingml/2006/main" xmlns:w14="http://schemas.microsoft.com/office/word/2010/wordml" xmlns:w15="http://schemas.microsoft.com/office/word/2012/wordml" xmlns:w16se="http://schemas.microsoft.com/office/word/2015/wordml/symex" xmlns:wpg="http://schemas.microsoft.com/office/word/2010/wordprocessingGroup" xmlns:wpi="http://schemas.microsoft.com/office/word/2010/wordprocessingInk" xmlns:wne="http://schemas.microsoft.com/office/word/2006/wordml" xmlns:wps="http://schemas.microsoft.com/office/word/2010/wordprocessingShape" mc:Ignorable="w14 w15 w16se wp14">
   <w:body>
+    <w:p>
+      <w:pPr>
+        <w:spacing w:after="0" w:line="360" w:lineRule="auto"/>
+        <w:rPr>
+          <w:rFonts w:ascii="Times New Roman" w:hAnsi="Times New Roman" w:cs="Times New Roman"/>
+          <w:b/>
+          <w:bCs/>
+          <w:sz w:val="28"/>
+          <w:szCs w:val="28"/>
+          <w:highlight w:val="yellow"/>
+        </w:rPr>
+      </w:pPr>
+      <w:r>
+        <w:rPr>
+          <w:rFonts w:ascii="Times New Roman" w:hAnsi="Times New Roman" w:cs="Times New Roman"/>
+          <w:b/>
+          <w:bCs/>
+          <w:sz w:val="28"/>
+          <w:szCs w:val="28"/>
+          <w:highlight w:val="yellow"/>
+        </w:rPr>
+        <w:t>Name</w:t>
+      </w:r>
+      <w:r>
+        <w:rPr>
+          <w:rFonts w:ascii="Times New Roman" w:hAnsi="Times New Roman" w:cs="Times New Roman"/>
+          <w:b/>
+          <w:bCs/>
+          <w:sz w:val="28"/>
+          <w:szCs w:val="28"/>
+          <w:highlight w:val="yellow"/>
+        </w:rPr>
+        <w:tab/>
+      </w:r>
+      <w:r>
+        <w:rPr>
+          <w:rFonts w:ascii="Times New Roman" w:hAnsi="Times New Roman" w:cs="Times New Roman"/>
+          <w:b/>
+          <w:bCs/>
+          <w:sz w:val="28"/>
+          <w:szCs w:val="28"/>
+          <w:highlight w:val="yellow"/>
+        </w:rPr>
+        <w:tab/>
+        <w:t>:</w:t>
+      </w:r>
+      <w:r>
+        <w:rPr>
+          <w:rFonts w:ascii="Times New Roman" w:hAnsi="Times New Roman" w:cs="Times New Roman"/>
+          <w:b/>
+          <w:bCs/>
+          <w:sz w:val="28"/>
+          <w:szCs w:val="28"/>
+        </w:rPr>
+        <w:t xml:space="preserve"> Atharva Salitri</w:t>
+      </w:r>
+    </w:p>
+    <w:p>
+      <w:pPr>
+        <w:spacing w:after="0" w:line="360" w:lineRule="auto"/>
+        <w:rPr>
+          <w:rFonts w:ascii="Times New Roman" w:hAnsi="Times New Roman" w:cs="Times New Roman"/>
+          <w:b/>
+          <w:bCs/>
+          <w:sz w:val="28"/>
+          <w:szCs w:val="28"/>
+          <w:highlight w:val="yellow"/>
+        </w:rPr>
+      </w:pPr>
+      <w:r>
+        <w:rPr>
+          <w:rFonts w:ascii="Times New Roman" w:hAnsi="Times New Roman" w:cs="Times New Roman"/>
+          <w:b/>
+          <w:bCs/>
+          <w:sz w:val="28"/>
+          <w:szCs w:val="28"/>
+          <w:highlight w:val="yellow"/>
+        </w:rPr>
+        <w:t>Division</w:t>
+      </w:r>
+      <w:r>
+        <w:rPr>
+          <w:rFonts w:ascii="Times New Roman" w:hAnsi="Times New Roman" w:cs="Times New Roman"/>
+          <w:b/>
+          <w:bCs/>
+          <w:sz w:val="28"/>
+          <w:szCs w:val="28"/>
+          <w:highlight w:val="yellow"/>
+        </w:rPr>
+        <w:tab/>
+        <w:t>:</w:t>
+      </w:r>
+      <w:r>
+        <w:rPr>
+          <w:rFonts w:ascii="Times New Roman" w:hAnsi="Times New Roman" w:cs="Times New Roman"/>
+          <w:b/>
+          <w:bCs/>
+          <w:sz w:val="28"/>
+          <w:szCs w:val="28"/>
+        </w:rPr>
+        <w:t xml:space="preserve"> TY CSAI-B</w:t>
+      </w:r>
+    </w:p>
+    <w:p>
+      <w:pPr>
+        <w:spacing w:after="0" w:line="360" w:lineRule="auto"/>
+        <w:rPr>
+          <w:rFonts w:ascii="Times New Roman" w:hAnsi="Times New Roman" w:cs="Times New Roman"/>
+          <w:b/>
+          <w:bCs/>
+          <w:sz w:val="28"/>
+          <w:szCs w:val="28"/>
+          <w:highlight w:val="yellow"/>
+        </w:rPr>
+      </w:pPr>
+      <w:r>
+        <w:rPr>
+          <w:rFonts w:ascii="Times New Roman" w:hAnsi="Times New Roman" w:cs="Times New Roman"/>
+          <w:b/>
+          <w:bCs/>
+          <w:sz w:val="28"/>
+          <w:szCs w:val="28"/>
+          <w:highlight w:val="yellow"/>
+        </w:rPr>
+        <w:t>Batch</w:t>
+      </w:r>
+      <w:r>
+        <w:rPr>
+          <w:rFonts w:ascii="Times New Roman" w:hAnsi="Times New Roman" w:cs="Times New Roman"/>
+          <w:b/>
+          <w:bCs/>
+          <w:sz w:val="28"/>
+          <w:szCs w:val="28"/>
+          <w:highlight w:val="yellow"/>
+        </w:rPr>
+        <w:tab/>
+      </w:r>
+      <w:r>
+        <w:rPr>
+          <w:rFonts w:ascii="Times New Roman" w:hAnsi="Times New Roman" w:cs="Times New Roman"/>
+          <w:b/>
+          <w:bCs/>
+          <w:sz w:val="28"/>
+          <w:szCs w:val="28"/>
+          <w:highlight w:val="yellow"/>
+        </w:rPr>
+        <w:tab/>
+        <w:t>:</w:t>
+      </w:r>
+      <w:r>
+        <w:rPr>
+          <w:rFonts w:ascii="Times New Roman" w:hAnsi="Times New Roman" w:cs="Times New Roman"/>
+          <w:b/>
+          <w:bCs/>
+          <w:sz w:val="28"/>
+          <w:szCs w:val="28"/>
+        </w:rPr>
+        <w:t xml:space="preserve"> B2</w:t>
+      </w:r>
+    </w:p>
+    <w:p>
+      <w:pPr>
+        <w:spacing w:after="0" w:line="360" w:lineRule="auto"/>
+        <w:rPr>
+          <w:rFonts w:ascii="Times New Roman" w:hAnsi="Times New Roman" w:cs="Times New Roman"/>
+          <w:b/>
+          <w:bCs/>
+          <w:sz w:val="28"/>
+          <w:szCs w:val="28"/>
+          <w:highlight w:val="yellow"/>
+        </w:rPr>
+      </w:pPr>
+      <w:r>
+        <w:rPr>
+          <w:rFonts w:ascii="Times New Roman" w:hAnsi="Times New Roman" w:cs="Times New Roman"/>
+          <w:b/>
+          <w:bCs/>
+          <w:sz w:val="28"/>
+          <w:szCs w:val="28"/>
+          <w:highlight w:val="yellow"/>
+        </w:rPr>
+        <w:t>Roll No.</w:t>
+      </w:r>
+      <w:r>
+        <w:rPr>
+          <w:rFonts w:ascii="Times New Roman" w:hAnsi="Times New Roman" w:cs="Times New Roman"/>
+          <w:b/>
+          <w:bCs/>
+          <w:sz w:val="28"/>
+          <w:szCs w:val="28"/>
+          <w:highlight w:val="yellow"/>
+        </w:rPr>
+        <w:tab/>
+        <w:t>:</w:t>
+      </w:r>
+      <w:r>
+        <w:rPr>
+          <w:rFonts w:ascii="Times New Roman" w:hAnsi="Times New Roman" w:cs="Times New Roman"/>
+          <w:b/>
+          <w:bCs/>
+          <w:sz w:val="28"/>
+          <w:szCs w:val="28"/>
+        </w:rPr>
+        <w:t xml:space="preserve"> 029</w:t>
+      </w:r>
+    </w:p>
+    <w:p>
+      <w:pPr>
+        <w:spacing w:after="0" w:line="360" w:lineRule="auto"/>
+        <w:rPr>
+          <w:rFonts w:ascii="Times New Roman" w:hAnsi="Times New Roman" w:cs="Times New Roman"/>
+          <w:b/>
+          <w:bCs/>
+          <w:sz w:val="28"/>
+          <w:szCs w:val="28"/>
+          <w:highlight w:val="yellow"/>
+        </w:rPr>
+      </w:pPr>
+      <w:r>
+        <w:rPr>
+          <w:rFonts w:ascii="Times New Roman" w:hAnsi="Times New Roman" w:cs="Times New Roman"/>
+          <w:b/>
+          <w:bCs/>
+          <w:sz w:val="28"/>
+          <w:szCs w:val="28"/>
+          <w:highlight w:val="yellow"/>
+        </w:rPr>
+        <w:t>PRN</w:t>
+      </w:r>
+      <w:r>
+        <w:rPr>
+          <w:rFonts w:ascii="Times New Roman" w:hAnsi="Times New Roman" w:cs="Times New Roman"/>
+          <w:b/>
+          <w:bCs/>
+          <w:sz w:val="28"/>
+          <w:szCs w:val="28"/>
+          <w:highlight w:val="yellow"/>
+        </w:rPr>
+        <w:tab/>
+      </w:r>
+      <w:r>
+        <w:rPr>
+          <w:rFonts w:ascii="Times New Roman" w:hAnsi="Times New Roman" w:cs="Times New Roman"/>
+          <w:b/>
+          <w:bCs/>
+          <w:sz w:val="28"/>
+          <w:szCs w:val="28"/>
+          <w:highlight w:val="yellow"/>
+        </w:rPr>
+        <w:tab/>
+        <w:t>:</w:t>
+      </w:r>
+      <w:r>
+        <w:rPr>
+          <w:rFonts w:ascii="Times New Roman" w:hAnsi="Times New Roman" w:cs="Times New Roman"/>
+          <w:b/>
+          <w:bCs/>
+          <w:sz w:val="28"/>
+          <w:szCs w:val="28"/>
+        </w:rPr>
+        <w:t xml:space="preserve"> 12310120</w:t>
+      </w:r>
+    </w:p>
+    <w:p>
+      <w:pPr>
+        <w:spacing w:after="0" w:line="360" w:lineRule="auto"/>
+        <w:rPr>
+          <w:rFonts w:ascii="Times New Roman" w:hAnsi="Times New Roman" w:cs="Times New Roman"/>
+          <w:b/>
+          <w:bCs/>
+          <w:sz w:val="28"/>
+          <w:szCs w:val="28"/>
+        </w:rPr>
+      </w:pPr>
+      <w:r>
+        <w:rPr>
+          <w:rFonts w:ascii="Times New Roman" w:hAnsi="Times New Roman" w:cs="Times New Roman"/>
+          <w:b/>
+          <w:bCs/>
+          <w:sz w:val="28"/>
+          <w:szCs w:val="28"/>
+          <w:highlight w:val="yellow"/>
+        </w:rPr>
+        <w:t>Subject</w:t>
+      </w:r>
+      <w:r>
+        <w:rPr>
+          <w:rFonts w:ascii="Times New Roman" w:hAnsi="Times New Roman" w:cs="Times New Roman"/>
+          <w:b/>
+          <w:bCs/>
+          <w:sz w:val="28"/>
+          <w:szCs w:val="28"/>
+          <w:highlight w:val="yellow"/>
+        </w:rPr>
+        <w:tab/>
+        <w:t>:</w:t>
+      </w:r>
+      <w:r>
+        <w:rPr>
+          <w:rFonts w:ascii="Times New Roman" w:hAnsi="Times New Roman" w:cs="Times New Roman"/>
+          <w:b/>
+          <w:bCs/>
+          <w:sz w:val="28"/>
+          <w:szCs w:val="28"/>
+        </w:rPr>
+        <w:t xml:space="preserve"> Computer Network Technology</w:t>
+      </w:r>
+    </w:p>
+    <w:p>
+      <w:pPr>
+        <w:spacing w:after="0"/>
+        <w:jc w:val="center"/>
+        <w:rPr>
+          <w:rFonts w:ascii="Times New Roman" w:hAnsi="Times New Roman" w:cs="Times New Roman"/>
+          <w:b/>
+          <w:bCs/>
+          <w:sz w:val="28"/>
+          <w:szCs w:val="28"/>
+        </w:rPr>
+      </w:pPr>
+    </w:p>
     <w:p>
       <w:pPr>
         <w:spacing w:after="0"/>
@@ -492,7 +813,16 @@
           <w:sz w:val="24"/>
           <w:szCs w:val="24"/>
         </w:rPr>
-        <w:t>design and deployment of the worldwide computer network can be viewed as one of</w:t>
+        <w:t xml:space="preserve">design and deployment of the worldwide </w:t>
+      </w:r>
+      <w:r>
+        <w:rPr>
+          <w:rFonts w:ascii="Times New Roman" w:hAnsi="Times New Roman" w:cs="Times New Roman"/>
+          <w:sz w:val="24"/>
+          <w:szCs w:val="24"/>
+        </w:rPr>
+        <w:lastRenderedPageBreak/>
+        <w:t>computer network can be viewed as one of</w:t>
       </w:r>
       <w:r>
         <w:rPr>
@@ -618,7 +948,6 @@
           <w:sz w:val="24"/>
           <w:szCs w:val="24"/>
         </w:rPr>
-        <w:lastRenderedPageBreak/>
         <w:t>Fig</w:t>
       </w:r>
       <w:r>
@@ -1142,7 +1471,7 @@
                 <v:shape id="_x0000_i1025" type="#_x0000_t75" style="width:117.6pt;height:85.8pt" o:ole="">
                   <v:imagedata r:id="rId9" o:title=""/>
                 </v:shape>
-                <o:OLEObject Type="Embed" ProgID="PBrush" ShapeID="_x0000_i1025" DrawAspect="Content" ObjectID="_1816608052" r:id="rId10"/>
+                <o:OLEObject Type="Embed" ProgID="PBrush" ShapeID="_x0000_i1025" DrawAspect="Content" ObjectID="_1816690704" r:id="rId10"/>
               </w:object>
             </w:r>
           </w:p>
@@ -1164,6 +1493,7 @@
                 <w:sz w:val="24"/>
                 <w:szCs w:val="24"/>
               </w:rPr>
+              <w:lastRenderedPageBreak/>
               <w:t>Fig</w:t>
             </w:r>
             <w:r>
@@ -1230,6 +1560,7 @@
           <w:sz w:val="24"/>
           <w:szCs w:val="24"/>
         </w:rPr>
+        <w:lastRenderedPageBreak/>
         <w:t>2.2 Hub</w:t>
       </w:r>
     </w:p>
@@ -1418,7 +1749,6 @@
         <w:rPr>
           <w:color w:val="333333"/>
         </w:rPr>
-        <w:lastRenderedPageBreak/>
         <w:t>Hub is a central device that splits the network connection into multiple devices. When computer requests for information from a computer, it sends the request to the Hub. Hub distributes this request to all the interconnected computers.</w:t>
       </w:r>
     </w:p>
@@ -1578,6 +1908,7 @@
         <w:jc w:val="both"/>
       </w:pPr>
       <w:r>
+        <w:lastRenderedPageBreak/>
         <w:t>It acts with shared bandwidth and broadcasting.</w:t>
       </w:r>
     </w:p>
@@ -1787,7 +2118,6 @@
           <w:sz w:val="24"/>
           <w:szCs w:val="24"/>
         </w:rPr>
-        <w:lastRenderedPageBreak/>
         <w:t xml:space="preserve">A Bridge is a kind of networking device that interconnects two or more networks together by dividing LAN into different segments. For this </w:t>
       </w:r>
       <w:proofErr w:type="gramStart"/>
@@ -2236,6 +2566,7 @@
           <w:noProof/>
           <w:lang w:val="en-IN" w:eastAsia="en-IN"/>
         </w:rPr>
+        <w:lastRenderedPageBreak/>
         <w:drawing>
           <wp:inline distT="0" distB="0" distL="0" distR="0" wp14:anchorId="0B5E7C69" wp14:editId="72A92E2D">
             <wp:extent cx="3037495" cy="3045124"/>
@@ -2359,7 +2690,6 @@
           <w:sz w:val="24"/>
           <w:szCs w:val="24"/>
         </w:rPr>
-        <w:lastRenderedPageBreak/>
         <w:t xml:space="preserve"> </w:t>
       </w:r>
       <w:r>
@@ -2744,6 +3074,7 @@
           <w:sz w:val="24"/>
           <w:szCs w:val="24"/>
         </w:rPr>
+        <w:lastRenderedPageBreak/>
         <w:t>Fig</w:t>
       </w:r>
       <w:r>
@@ -3001,7 +3332,6 @@
         <w:rPr>
           <w:color w:val="333333"/>
         </w:rPr>
-        <w:lastRenderedPageBreak/>
         <w:t>Networks which use switches will have less frame collisions. This is due to the fact that switches create collision domains for each connection.</w:t>
       </w:r>
     </w:p>
@@ -3250,6 +3580,7 @@
           <w:noProof/>
           <w:lang w:val="en-IN" w:eastAsia="en-IN"/>
         </w:rPr>
+        <w:lastRenderedPageBreak/>
         <mc:AlternateContent>
           <mc:Choice Requires="wps">
             <w:drawing>
@@ -3522,7 +3853,6 @@
         <w:rPr>
           <w:color w:val="333333"/>
         </w:rPr>
-        <w:lastRenderedPageBreak/>
         <w:t>It can reduce network traffic by creating collision domains and also by creating broadcast domains.</w:t>
       </w:r>
     </w:p>
@@ -3821,6 +4151,7 @@
           <w:color w:val="333333"/>
           <w:lang w:val="en-IN" w:eastAsia="en-IN"/>
         </w:rPr>
+        <w:lastRenderedPageBreak/>
         <w:drawing>
           <wp:inline distT="0" distB="0" distL="0" distR="0" wp14:anchorId="5F6959A5" wp14:editId="249869D4">
             <wp:extent cx="3286664" cy="1821178"/>
@@ -3995,7 +4326,6 @@
           <w:sz w:val="24"/>
           <w:szCs w:val="24"/>
         </w:rPr>
-        <w:lastRenderedPageBreak/>
         <w:t xml:space="preserve">3.1 </w:t>
       </w:r>
       <w:r>
@@ -8869,45 +9199,582 @@
           <w:szCs w:val="24"/>
         </w:rPr>
       </w:pPr>
+    </w:p>
+    <w:p>
+      <w:pPr>
+        <w:rPr>
+          <w:rFonts w:ascii="Times New Roman" w:hAnsi="Times New Roman" w:cs="Times New Roman"/>
+          <w:sz w:val="24"/>
+          <w:szCs w:val="24"/>
+        </w:rPr>
+      </w:pPr>
+    </w:p>
+    <w:p>
+      <w:pPr>
+        <w:rPr>
+          <w:rFonts w:ascii="Times New Roman" w:hAnsi="Times New Roman" w:cs="Times New Roman"/>
+          <w:b/>
+          <w:sz w:val="28"/>
+          <w:szCs w:val="24"/>
+        </w:rPr>
+      </w:pPr>
+      <w:r>
+        <w:rPr>
+          <w:rFonts w:ascii="Times New Roman" w:hAnsi="Times New Roman" w:cs="Times New Roman"/>
+          <w:b/>
+          <w:sz w:val="28"/>
+          <w:szCs w:val="24"/>
+          <w:highlight w:val="yellow"/>
+        </w:rPr>
+        <w:t>SCREENSHOT:</w:t>
+      </w:r>
+    </w:p>
+    <w:p>
+      <w:pPr>
+        <w:rPr>
+          <w:rFonts w:ascii="Times New Roman" w:hAnsi="Times New Roman" w:cs="Times New Roman"/>
+          <w:sz w:val="24"/>
+          <w:szCs w:val="24"/>
+        </w:rPr>
+      </w:pPr>
+      <w:r>
+        <w:rPr>
+          <w:rFonts w:ascii="Times New Roman" w:hAnsi="Times New Roman" w:cs="Times New Roman"/>
+          <w:sz w:val="24"/>
+          <w:szCs w:val="24"/>
+        </w:rPr>
+        <w:t>Implemented in lab 3205 (group activity)</w:t>
+      </w:r>
+    </w:p>
+    <w:p>
+      <w:pPr>
+        <w:rPr>
+          <w:rFonts w:ascii="Times New Roman" w:hAnsi="Times New Roman" w:cs="Times New Roman"/>
+          <w:b/>
+          <w:sz w:val="28"/>
+          <w:szCs w:val="24"/>
+        </w:rPr>
+      </w:pPr>
+    </w:p>
+    <w:p>
+      <w:pPr>
+        <w:rPr>
+          <w:rFonts w:ascii="Times New Roman" w:hAnsi="Times New Roman" w:cs="Times New Roman"/>
+          <w:b/>
+          <w:sz w:val="28"/>
+          <w:szCs w:val="24"/>
+        </w:rPr>
+      </w:pPr>
+      <w:r>
+        <w:rPr>
+          <w:rFonts w:ascii="Times New Roman" w:hAnsi="Times New Roman" w:cs="Times New Roman"/>
+          <w:b/>
+          <w:noProof/>
+          <w:sz w:val="28"/>
+          <w:szCs w:val="24"/>
+          <w:lang w:val="en-IN" w:eastAsia="en-IN"/>
+        </w:rPr>
+        <w:drawing>
+          <wp:inline distT="0" distB="0" distL="0" distR="0" wp14:anchorId="59B8E8C2" wp14:editId="25C63C1C">
+            <wp:extent cx="2636520" cy="3198544"/>
+            <wp:effectExtent l="0" t="0" r="0" b="1905"/>
+            <wp:docPr id="5" name="Picture 5"/>
+            <wp:cNvGraphicFramePr>
+              <a:graphicFrameLocks xmlns:a="http://schemas.openxmlformats.org/drawingml/2006/main" noChangeAspect="1"/>
+            </wp:cNvGraphicFramePr>
+            <a:graphic xmlns:a="http://schemas.openxmlformats.org/drawingml/2006/main">
+              <a:graphicData uri="http://schemas.openxmlformats.org/drawingml/2006/picture">
+                <pic:pic xmlns:pic="http://schemas.openxmlformats.org/drawingml/2006/picture">
+                  <pic:nvPicPr>
+                    <pic:cNvPr id="5" name="1000108389.jpg"/>
+                    <pic:cNvPicPr/>
+                  </pic:nvPicPr>
+                  <pic:blipFill rotWithShape="1">
+                    <a:blip r:embed="rId36" cstate="print">
+                      <a:extLst>
+                        <a:ext uri="{28A0092B-C50C-407E-A947-70E740481C1C}">
+                          <a14:useLocalDpi xmlns:a14="http://schemas.microsoft.com/office/drawing/2010/main" val="0"/>
+                        </a:ext>
+                      </a:extLst>
+                    </a:blip>
+                    <a:srcRect t="31759"/>
+                    <a:stretch/>
+                  </pic:blipFill>
+                  <pic:spPr bwMode="auto">
+                    <a:xfrm>
+                      <a:off x="0" y="0"/>
+                      <a:ext cx="2639856" cy="3202591"/>
+                    </a:xfrm>
+                    <a:prstGeom prst="rect">
+                      <a:avLst/>
+                    </a:prstGeom>
+                    <a:ln>
+                      <a:noFill/>
+                    </a:ln>
+                    <a:extLst>
+                      <a:ext uri="{53640926-AAD7-44D8-BBD7-CCE9431645EC}">
+                        <a14:shadowObscured xmlns:a14="http://schemas.microsoft.com/office/drawing/2010/main"/>
+                      </a:ext>
+                    </a:extLst>
+                  </pic:spPr>
+                </pic:pic>
+              </a:graphicData>
+            </a:graphic>
+          </wp:inline>
+        </w:drawing>
+      </w:r>
+      <w:r>
+        <w:rPr>
+          <w:rFonts w:ascii="Times New Roman" w:hAnsi="Times New Roman" w:cs="Times New Roman"/>
+          <w:b/>
+          <w:sz w:val="28"/>
+          <w:szCs w:val="24"/>
+        </w:rPr>
+        <w:t xml:space="preserve"> </w:t>
+      </w:r>
+      <w:r>
+        <w:rPr>
+          <w:rFonts w:ascii="Times New Roman" w:hAnsi="Times New Roman" w:cs="Times New Roman"/>
+          <w:b/>
+          <w:noProof/>
+          <w:sz w:val="28"/>
+          <w:szCs w:val="24"/>
+          <w:lang w:val="en-IN" w:eastAsia="en-IN"/>
+        </w:rPr>
+        <w:drawing>
+          <wp:inline distT="0" distB="0" distL="0" distR="0" wp14:anchorId="1AD1763F" wp14:editId="70B205F5">
+            <wp:extent cx="2116636" cy="3329940"/>
+            <wp:effectExtent l="0" t="0" r="0" b="3810"/>
+            <wp:docPr id="6" name="Picture 6"/>
+            <wp:cNvGraphicFramePr>
+              <a:graphicFrameLocks xmlns:a="http://schemas.openxmlformats.org/drawingml/2006/main" noChangeAspect="1"/>
+            </wp:cNvGraphicFramePr>
+            <a:graphic xmlns:a="http://schemas.openxmlformats.org/drawingml/2006/main">
+              <a:graphicData uri="http://schemas.openxmlformats.org/drawingml/2006/picture">
+                <pic:pic xmlns:pic="http://schemas.openxmlformats.org/drawingml/2006/picture">
+                  <pic:nvPicPr>
+                    <pic:cNvPr id="6" name="1000108392.jpg"/>
+                    <pic:cNvPicPr/>
+                  </pic:nvPicPr>
+                  <pic:blipFill rotWithShape="1">
+                    <a:blip r:embed="rId37" cstate="print">
+                      <a:extLst>
+                        <a:ext uri="{28A0092B-C50C-407E-A947-70E740481C1C}">
+                          <a14:useLocalDpi xmlns:a14="http://schemas.microsoft.com/office/drawing/2010/main" val="0"/>
+                        </a:ext>
+                      </a:extLst>
+                    </a:blip>
+                    <a:srcRect t="11506"/>
+                    <a:stretch/>
+                  </pic:blipFill>
+                  <pic:spPr bwMode="auto">
+                    <a:xfrm>
+                      <a:off x="0" y="0"/>
+                      <a:ext cx="2123085" cy="3340085"/>
+                    </a:xfrm>
+                    <a:prstGeom prst="rect">
+                      <a:avLst/>
+                    </a:prstGeom>
+                    <a:ln>
+                      <a:noFill/>
+                    </a:ln>
+                    <a:extLst>
+                      <a:ext uri="{53640926-AAD7-44D8-BBD7-CCE9431645EC}">
+                        <a14:shadowObscured xmlns:a14="http://schemas.microsoft.com/office/drawing/2010/main"/>
+                      </a:ext>
+                    </a:extLst>
+                  </pic:spPr>
+                </pic:pic>
+              </a:graphicData>
+            </a:graphic>
+          </wp:inline>
+        </w:drawing>
+      </w:r>
+    </w:p>
+    <w:p>
+      <w:pPr>
+        <w:rPr>
+          <w:rFonts w:ascii="Times New Roman" w:hAnsi="Times New Roman" w:cs="Times New Roman"/>
+          <w:b/>
+          <w:sz w:val="28"/>
+          <w:szCs w:val="24"/>
+        </w:rPr>
+      </w:pPr>
+      <w:r>
+        <w:rPr>
+          <w:rFonts w:ascii="Times New Roman" w:hAnsi="Times New Roman" w:cs="Times New Roman"/>
+          <w:b/>
+          <w:noProof/>
+          <w:sz w:val="28"/>
+          <w:szCs w:val="24"/>
+          <w:lang w:val="en-IN" w:eastAsia="en-IN"/>
+        </w:rPr>
+        <w:lastRenderedPageBreak/>
+        <w:drawing>
+          <wp:inline distT="0" distB="0" distL="0" distR="0" wp14:anchorId="1B6C27C7" wp14:editId="48AD603A">
+            <wp:extent cx="2467610" cy="3268284"/>
+            <wp:effectExtent l="0" t="0" r="8890" b="8890"/>
+            <wp:docPr id="7" name="Picture 7"/>
+            <wp:cNvGraphicFramePr>
+              <a:graphicFrameLocks xmlns:a="http://schemas.openxmlformats.org/drawingml/2006/main" noChangeAspect="1"/>
+            </wp:cNvGraphicFramePr>
+            <a:graphic xmlns:a="http://schemas.openxmlformats.org/drawingml/2006/main">
+              <a:graphicData uri="http://schemas.openxmlformats.org/drawingml/2006/picture">
+                <pic:pic xmlns:pic="http://schemas.openxmlformats.org/drawingml/2006/picture">
+                  <pic:nvPicPr>
+                    <pic:cNvPr id="7" name="1000108395.jpg"/>
+                    <pic:cNvPicPr/>
+                  </pic:nvPicPr>
+                  <pic:blipFill rotWithShape="1">
+                    <a:blip r:embed="rId38">
+                      <a:extLst>
+                        <a:ext uri="{28A0092B-C50C-407E-A947-70E740481C1C}">
+                          <a14:useLocalDpi xmlns:a14="http://schemas.microsoft.com/office/drawing/2010/main" val="0"/>
+                        </a:ext>
+                      </a:extLst>
+                    </a:blip>
+                    <a:srcRect t="42576"/>
+                    <a:stretch/>
+                  </pic:blipFill>
+                  <pic:spPr bwMode="auto">
+                    <a:xfrm>
+                      <a:off x="0" y="0"/>
+                      <a:ext cx="2471643" cy="3273626"/>
+                    </a:xfrm>
+                    <a:prstGeom prst="rect">
+                      <a:avLst/>
+                    </a:prstGeom>
+                    <a:ln>
+                      <a:noFill/>
+                    </a:ln>
+                    <a:extLst>
+                      <a:ext uri="{53640926-AAD7-44D8-BBD7-CCE9431645EC}">
+                        <a14:shadowObscured xmlns:a14="http://schemas.microsoft.com/office/drawing/2010/main"/>
+                      </a:ext>
+                    </a:extLst>
+                  </pic:spPr>
+                </pic:pic>
+              </a:graphicData>
+            </a:graphic>
+          </wp:inline>
+        </w:drawing>
+      </w:r>
+      <w:r>
+        <w:rPr>
+          <w:rFonts w:ascii="Times New Roman" w:hAnsi="Times New Roman" w:cs="Times New Roman"/>
+          <w:b/>
+          <w:noProof/>
+          <w:sz w:val="28"/>
+          <w:szCs w:val="24"/>
+          <w:lang w:val="en-IN" w:eastAsia="en-IN"/>
+        </w:rPr>
+        <w:drawing>
+          <wp:inline distT="0" distB="0" distL="0" distR="0" wp14:anchorId="1F501B74" wp14:editId="21B8BEA3">
+            <wp:extent cx="3188970" cy="3124200"/>
+            <wp:effectExtent l="0" t="0" r="0" b="0"/>
+            <wp:docPr id="8" name="Picture 8"/>
+            <wp:cNvGraphicFramePr>
+              <a:graphicFrameLocks xmlns:a="http://schemas.openxmlformats.org/drawingml/2006/main" noChangeAspect="1"/>
+            </wp:cNvGraphicFramePr>
+            <a:graphic xmlns:a="http://schemas.openxmlformats.org/drawingml/2006/main">
+              <a:graphicData uri="http://schemas.openxmlformats.org/drawingml/2006/picture">
+                <pic:pic xmlns:pic="http://schemas.openxmlformats.org/drawingml/2006/picture">
+                  <pic:nvPicPr>
+                    <pic:cNvPr id="8" name="1000108398.jpg"/>
+                    <pic:cNvPicPr/>
+                  </pic:nvPicPr>
+                  <pic:blipFill rotWithShape="1">
+                    <a:blip r:embed="rId39">
+                      <a:extLst>
+                        <a:ext uri="{28A0092B-C50C-407E-A947-70E740481C1C}">
+                          <a14:useLocalDpi xmlns:a14="http://schemas.microsoft.com/office/drawing/2010/main" val="0"/>
+                        </a:ext>
+                      </a:extLst>
+                    </a:blip>
+                    <a:srcRect t="44893"/>
+                    <a:stretch/>
+                  </pic:blipFill>
+                  <pic:spPr bwMode="auto">
+                    <a:xfrm>
+                      <a:off x="0" y="0"/>
+                      <a:ext cx="3189727" cy="3124942"/>
+                    </a:xfrm>
+                    <a:prstGeom prst="rect">
+                      <a:avLst/>
+                    </a:prstGeom>
+                    <a:ln>
+                      <a:noFill/>
+                    </a:ln>
+                    <a:extLst>
+                      <a:ext uri="{53640926-AAD7-44D8-BBD7-CCE9431645EC}">
+                        <a14:shadowObscured xmlns:a14="http://schemas.microsoft.com/office/drawing/2010/main"/>
+                      </a:ext>
+                    </a:extLst>
+                  </pic:spPr>
+                </pic:pic>
+              </a:graphicData>
+            </a:graphic>
+          </wp:inline>
+        </w:drawing>
+      </w:r>
+    </w:p>
+    <w:p>
+      <w:pPr>
+        <w:rPr>
+          <w:rFonts w:ascii="Times New Roman" w:hAnsi="Times New Roman" w:cs="Times New Roman"/>
+          <w:b/>
+          <w:sz w:val="28"/>
+          <w:szCs w:val="24"/>
+        </w:rPr>
+      </w:pPr>
+    </w:p>
+    <w:p>
+      <w:pPr>
+        <w:rPr>
+          <w:rFonts w:ascii="Times New Roman" w:hAnsi="Times New Roman" w:cs="Times New Roman"/>
+          <w:b/>
+          <w:sz w:val="28"/>
+          <w:szCs w:val="24"/>
+        </w:rPr>
+      </w:pPr>
+      <w:r>
+        <w:rPr>
+          <w:noProof/>
+          <w:lang w:val="en-IN" w:eastAsia="en-IN"/>
+        </w:rPr>
+        <mc:AlternateContent>
+          <mc:Choice Requires="wps">
+            <w:drawing>
+              <wp:anchor distT="0" distB="0" distL="114300" distR="114300" simplePos="0" relativeHeight="251659264" behindDoc="0" locked="0" layoutInCell="1" allowOverlap="1" wp14:anchorId="3AED0C2C" wp14:editId="5EF93934">
+                <wp:simplePos x="0" y="0"/>
+                <wp:positionH relativeFrom="column">
+                  <wp:posOffset>2499360</wp:posOffset>
+                </wp:positionH>
+                <wp:positionV relativeFrom="paragraph">
+                  <wp:posOffset>41910</wp:posOffset>
+                </wp:positionV>
+                <wp:extent cx="3977640" cy="2674620"/>
+                <wp:effectExtent l="0" t="0" r="3810" b="0"/>
+                <wp:wrapNone/>
+                <wp:docPr id="9" name="Text Box 9"/>
+                <wp:cNvGraphicFramePr/>
+                <a:graphic xmlns:a="http://schemas.openxmlformats.org/drawingml/2006/main">
+                  <a:graphicData uri="http://schemas.microsoft.com/office/word/2010/wordprocessingShape">
+                    <wps:wsp>
+                      <wps:cNvSpPr txBox="1"/>
+                      <wps:spPr>
+                        <a:xfrm>
+                          <a:off x="0" y="0"/>
+                          <a:ext cx="3977640" cy="2674620"/>
+                        </a:xfrm>
+                        <a:prstGeom prst="rect">
+                          <a:avLst/>
+                        </a:prstGeom>
+                        <a:solidFill>
+                          <a:schemeClr val="lt1"/>
+                        </a:solidFill>
+                        <a:ln w="6350">
+                          <a:noFill/>
+                        </a:ln>
+                      </wps:spPr>
+                      <wps:txbx>
+                        <w:txbxContent>
+                          <w:p>
+                            <w:r>
+                              <w:rPr>
+                                <w:rFonts w:ascii="Times New Roman" w:hAnsi="Times New Roman" w:cs="Times New Roman"/>
+                                <w:b/>
+                                <w:noProof/>
+                                <w:sz w:val="28"/>
+                                <w:szCs w:val="24"/>
+                                <w:lang w:val="en-IN" w:eastAsia="en-IN"/>
+                              </w:rPr>
+                              <w:drawing>
+                                <wp:inline distT="0" distB="0" distL="0" distR="0" wp14:anchorId="451BF84A" wp14:editId="4AC4539A">
+                                  <wp:extent cx="3781302" cy="2011680"/>
+                                  <wp:effectExtent l="0" t="0" r="0" b="7620"/>
+                                  <wp:docPr id="4" name="Picture 4"/>
+                                  <wp:cNvGraphicFramePr>
+                                    <a:graphicFrameLocks xmlns:a="http://schemas.openxmlformats.org/drawingml/2006/main" noChangeAspect="1"/>
+                                  </wp:cNvGraphicFramePr>
+                                  <a:graphic xmlns:a="http://schemas.openxmlformats.org/drawingml/2006/main">
+                                    <a:graphicData uri="http://schemas.openxmlformats.org/drawingml/2006/picture">
+                                      <pic:pic xmlns:pic="http://schemas.openxmlformats.org/drawingml/2006/picture">
+                                        <pic:nvPicPr>
+                                          <pic:cNvPr id="4" name="1000108386.jpg"/>
+                                          <pic:cNvPicPr/>
+                                        </pic:nvPicPr>
+                                        <pic:blipFill>
+                                          <a:blip r:embed="rId40">
+                                            <a:extLst>
+                                              <a:ext uri="{28A0092B-C50C-407E-A947-70E740481C1C}">
+                                                <a14:useLocalDpi xmlns:a14="http://schemas.microsoft.com/office/drawing/2010/main" val="0"/>
+                                              </a:ext>
+                                            </a:extLst>
+                                          </a:blip>
+                                          <a:stretch>
+                                            <a:fillRect/>
+                                          </a:stretch>
+                                        </pic:blipFill>
+                                        <pic:spPr>
+                                          <a:xfrm>
+                                            <a:off x="0" y="0"/>
+                                            <a:ext cx="3798012" cy="2020570"/>
+                                          </a:xfrm>
+                                          <a:prstGeom prst="rect">
+                                            <a:avLst/>
+                                          </a:prstGeom>
+                                        </pic:spPr>
+                                      </pic:pic>
+                                    </a:graphicData>
+                                  </a:graphic>
+                                </wp:inline>
+                              </w:drawing>
+                            </w:r>
+                          </w:p>
+                        </w:txbxContent>
+                      </wps:txbx>
+                      <wps:bodyPr rot="0" spcFirstLastPara="0" vertOverflow="overflow" horzOverflow="overflow" vert="horz" wrap="square" lIns="91440" tIns="45720" rIns="91440" bIns="45720" numCol="1" spcCol="0" rtlCol="0" fromWordArt="0" anchor="t" anchorCtr="0" forceAA="0" compatLnSpc="1">
+                        <a:prstTxWarp prst="textNoShape">
+                          <a:avLst/>
+                        </a:prstTxWarp>
+                        <a:noAutofit/>
+                      </wps:bodyPr>
+                    </wps:wsp>
+                  </a:graphicData>
+                </a:graphic>
+                <wp14:sizeRelH relativeFrom="margin">
+                  <wp14:pctWidth>0</wp14:pctWidth>
+                </wp14:sizeRelH>
+              </wp:anchor>
+            </w:drawing>
+          </mc:Choice>
+          <mc:Fallback>
+            <w:pict>
+              <v:shapetype w14:anchorId="3AED0C2C" id="_x0000_t202" coordsize="21600,21600" o:spt="202" path="m,l,21600r21600,l21600,xe">
+                <v:stroke joinstyle="miter"/>
+                <v:path gradientshapeok="t" o:connecttype="rect"/>
+              </v:shapetype>
+              <v:shape id="Text Box 9" o:spid="_x0000_s1026" type="#_x0000_t202" style="position:absolute;margin-left:196.8pt;margin-top:3.3pt;width:313.2pt;height:210.6pt;z-index:251659264;visibility:visible;mso-wrap-style:square;mso-width-percent:0;mso-wrap-distance-left:9pt;mso-wrap-distance-top:0;mso-wrap-distance-right:9pt;mso-wrap-distance-bottom:0;mso-position-horizontal:absolute;mso-position-horizontal-relative:text;mso-position-vertical:absolute;mso-position-vertical-relative:text;mso-width-percent:0;mso-width-relative:margin;v-text-anchor:top" o:gfxdata="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" fillcolor="white [3201]" stroked="f" strokeweight=".5pt">
+                <v:textbox>
+                  <w:txbxContent>
+                    <w:p>
+                      <w:r>
+                        <w:rPr>
+                          <w:rFonts w:ascii="Times New Roman" w:hAnsi="Times New Roman" w:cs="Times New Roman"/>
+                          <w:b/>
+                          <w:noProof/>
+                          <w:sz w:val="28"/>
+                          <w:szCs w:val="24"/>
+                          <w:lang w:val="en-IN" w:eastAsia="en-IN"/>
+                        </w:rPr>
+                        <w:drawing>
+                          <wp:inline distT="0" distB="0" distL="0" distR="0" wp14:anchorId="451BF84A" wp14:editId="4AC4539A">
+                            <wp:extent cx="3781302" cy="2011680"/>
+                            <wp:effectExtent l="0" t="0" r="0" b="7620"/>
+                            <wp:docPr id="4" name="Picture 4"/>
+                            <wp:cNvGraphicFramePr>
+                              <a:graphicFrameLocks xmlns:a="http://schemas.openxmlformats.org/drawingml/2006/main" noChangeAspect="1"/>
+                            </wp:cNvGraphicFramePr>
+                            <a:graphic xmlns:a="http://schemas.openxmlformats.org/drawingml/2006/main">
+                              <a:graphicData uri="http://schemas.openxmlformats.org/drawingml/2006/picture">
+                                <pic:pic xmlns:pic="http://schemas.openxmlformats.org/drawingml/2006/picture">
+                                  <pic:nvPicPr>
+                                    <pic:cNvPr id="4" name="1000108386.jpg"/>
+                                    <pic:cNvPicPr/>
+                                  </pic:nvPicPr>
+                                  <pic:blipFill>
+                                    <a:blip r:embed="rId40">
+                                      <a:extLst>
+                                        <a:ext uri="{28A0092B-C50C-407E-A947-70E740481C1C}">
+                                          <a14:useLocalDpi xmlns:a14="http://schemas.microsoft.com/office/drawing/2010/main" val="0"/>
+                                        </a:ext>
+                                      </a:extLst>
+                                    </a:blip>
+                                    <a:stretch>
+                                      <a:fillRect/>
+                                    </a:stretch>
+                                  </pic:blipFill>
+                                  <pic:spPr>
+                                    <a:xfrm>
+                                      <a:off x="0" y="0"/>
+                                      <a:ext cx="3798012" cy="2020570"/>
+                                    </a:xfrm>
+                                    <a:prstGeom prst="rect">
+                                      <a:avLst/>
+                                    </a:prstGeom>
+                                  </pic:spPr>
+                                </pic:pic>
+                              </a:graphicData>
+                            </a:graphic>
+                          </wp:inline>
+                        </w:drawing>
+                      </w:r>
+                    </w:p>
+                  </w:txbxContent>
+                </v:textbox>
+              </v:shape>
+            </w:pict>
+          </mc:Fallback>
+        </mc:AlternateContent>
+      </w:r>
+      <w:r>
+        <w:rPr>
+          <w:noProof/>
+          <w:lang w:val="en-IN" w:eastAsia="en-IN"/>
+        </w:rPr>
+        <w:drawing>
+          <wp:inline distT="0" distB="0" distL="0" distR="0" wp14:anchorId="32E9078D" wp14:editId="068D965D">
+            <wp:extent cx="2438340" cy="2299267"/>
+            <wp:effectExtent l="0" t="6667" r="0" b="0"/>
+            <wp:docPr id="3" name="Picture 3"/>
+            <wp:cNvGraphicFramePr>
+              <a:graphicFrameLocks xmlns:a="http://schemas.openxmlformats.org/drawingml/2006/main" noChangeAspect="1"/>
+            </wp:cNvGraphicFramePr>
+            <a:graphic xmlns:a="http://schemas.openxmlformats.org/drawingml/2006/main">
+              <a:graphicData uri="http://schemas.openxmlformats.org/drawingml/2006/picture">
+                <pic:pic xmlns:pic="http://schemas.openxmlformats.org/drawingml/2006/picture">
+                  <pic:nvPicPr>
+                    <pic:cNvPr id="3" name="1000108048.jpg"/>
+                    <pic:cNvPicPr/>
+                  </pic:nvPicPr>
+                  <pic:blipFill>
+                    <a:blip r:embed="rId41" cstate="print">
+                      <a:extLst>
+                        <a:ext uri="{28A0092B-C50C-407E-A947-70E740481C1C}">
+                          <a14:useLocalDpi xmlns:a14="http://schemas.microsoft.com/office/drawing/2010/main" val="0"/>
+                        </a:ext>
+                      </a:extLst>
+                    </a:blip>
+                    <a:stretch>
+                      <a:fillRect/>
+                    </a:stretch>
+                  </pic:blipFill>
+                  <pic:spPr>
+                    <a:xfrm rot="5400000">
+                      <a:off x="0" y="0"/>
+                      <a:ext cx="2441819" cy="2302548"/>
+                    </a:xfrm>
+                    <a:prstGeom prst="rect">
+                      <a:avLst/>
+                    </a:prstGeom>
+                  </pic:spPr>
+                </pic:pic>
+              </a:graphicData>
+            </a:graphic>
+          </wp:inline>
+        </w:drawing>
+      </w:r>
       <w:bookmarkStart w:id="0" w:name="_GoBack"/>
       <w:bookmarkEnd w:id="0"/>
     </w:p>
-    <w:p>
-      <w:pPr>
-        <w:rPr>
-          <w:rFonts w:ascii="Times New Roman" w:hAnsi="Times New Roman" w:cs="Times New Roman"/>
-          <w:sz w:val="24"/>
-          <w:szCs w:val="24"/>
-        </w:rPr>
-      </w:pPr>
-    </w:p>
-    <w:p>
-      <w:pPr>
-        <w:rPr>
-          <w:rFonts w:ascii="Times New Roman" w:hAnsi="Times New Roman" w:cs="Times New Roman"/>
-          <w:b/>
-          <w:sz w:val="28"/>
-          <w:szCs w:val="24"/>
-        </w:rPr>
-      </w:pPr>
-      <w:r>
-        <w:rPr>
-          <w:rFonts w:ascii="Times New Roman" w:hAnsi="Times New Roman" w:cs="Times New Roman"/>
-          <w:b/>
-          <w:sz w:val="28"/>
-          <w:szCs w:val="24"/>
-          <w:highlight w:val="yellow"/>
-        </w:rPr>
-        <w:t>SCREENSHOT:</w:t>
-      </w:r>
-    </w:p>
     <w:sectPr>
-      <w:headerReference w:type="even" r:id="rId36"/>
-      <w:headerReference w:type="default" r:id="rId37"/>
-      <w:footerReference w:type="even" r:id="rId38"/>
-      <w:footerReference w:type="default" r:id="rId39"/>
-      <w:headerReference w:type="first" r:id="rId40"/>
-      <w:footerReference w:type="first" r:id="rId41"/>
+      <w:headerReference w:type="even" r:id="rId42"/>
+      <w:headerReference w:type="default" r:id="rId43"/>
+      <w:footerReference w:type="even" r:id="rId44"/>
+      <w:footerReference w:type="default" r:id="rId45"/>
+      <w:headerReference w:type="first" r:id="rId46"/>
+      <w:footerReference w:type="first" r:id="rId47"/>
       <w:pgSz w:w="12240" w:h="15840"/>
       <w:pgMar w:top="1440" w:right="1440" w:bottom="1440" w:left="1440" w:header="720" w:footer="720" w:gutter="0"/>
       <w:cols w:space="720"/>
@@ -12847,11 +13714,13 @@
   <w:rsids>
     <w:rsidRoot w:val="000D0D07"/>
     <w:rsid w:val="000D0D07"/>
+    <w:rsid w:val="001D3038"/>
     <w:rsid w:val="00327C33"/>
     <w:rsid w:val="00541F16"/>
     <w:rsid w:val="00697FB9"/>
     <w:rsid w:val="008612A3"/>
     <w:rsid w:val="00CA61D7"/>
+    <w:rsid w:val="00D676A7"/>
   </w:rsids>
   <m:mathPr>
     <m:mathFont m:val="Cambria Math"/>
@@ -13611,7 +14480,7 @@
 </file>
 
 <file path=customXml/itemProps1.xml><?xml version="1.0" encoding="utf-8"?>
-<ds:datastoreItem xmlns:ds="http://schemas.openxmlformats.org/officeDocument/2006/customXml" ds:itemID="{068791DC-99F2-41BD-B43D-D96C545180F4}">
+<ds:datastoreItem xmlns:ds="http://schemas.openxmlformats.org/officeDocument/2006/customXml" ds:itemID="{3BE0CF71-DB07-46D6-B62F-5CD0E6A30460}">
   <ds:schemaRefs>
     <ds:schemaRef ds:uri="http://schemas.openxmlformats.org/officeDocument/2006/bibliography"/>
   </ds:schemaRefs>
